--- a/lab3/data_and_order/Лаба 1_13.docx
+++ b/lab3/data_and_order/Лаба 1_13.docx
@@ -239,7 +239,7 @@
           </mc:Choice>
           <mc:Fallback>
             <w:pict>
-              <v:group w14:anchorId="27224179" id="Group 2" o:spid="_x0000_s1026" style="width:510.8pt;height:2.1pt;mso-position-horizontal-relative:char;mso-position-vertical-relative:line" coordsize="64871,266" o:gfxdata="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">
+              <v:group w14:anchorId="65AB18F9" id="Group 2" o:spid="_x0000_s1026" style="width:510.8pt;height:2.1pt;mso-position-horizontal-relative:char;mso-position-vertical-relative:line" coordsize="64871,266" o:gfxdata="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">
                 <v:shape id="Graphic 3" o:spid="_x0000_s1027" style="position:absolute;width:64871;height:266;visibility:visible;mso-wrap-style:square;v-text-anchor:top" coordsize="6487160,26670" o:gfxdata="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" path="m6486889,l,,,26056r6486889,l6486889,xe" fillcolor="black" stroked="f">
                   <v:path arrowok="t"/>
                 </v:shape>
@@ -778,7 +778,7 @@
           </mc:Choice>
           <mc:Fallback>
             <w:pict>
-              <v:group w14:anchorId="33A448BA" id="Group 4" o:spid="_x0000_s1026" style="width:510.8pt;height:1pt;mso-position-horizontal-relative:char;mso-position-vertical-relative:line" coordsize="64871,127" o:gfxdata="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">
+              <v:group w14:anchorId="624B5873" id="Group 4" o:spid="_x0000_s1026" style="width:510.8pt;height:1pt;mso-position-horizontal-relative:char;mso-position-vertical-relative:line" coordsize="64871,127" o:gfxdata="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">
                 <v:shape id="Graphic 5" o:spid="_x0000_s1027" style="position:absolute;width:64871;height:127;visibility:visible;mso-wrap-style:square;v-text-anchor:top" coordsize="6487160,12700" o:gfxdata="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" path="m6486889,l,,,12075r6486889,l6486889,xe" fillcolor="black" stroked="f">
                   <v:path arrowok="t"/>
                 </v:shape>
@@ -898,7 +898,7 @@
           </mc:Choice>
           <mc:Fallback>
             <w:pict>
-              <v:group w14:anchorId="0837491E" id="Group 6" o:spid="_x0000_s1026" style="width:510.8pt;height:1pt;mso-position-horizontal-relative:char;mso-position-vertical-relative:line" coordsize="64871,127" o:gfxdata="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">
+              <v:group w14:anchorId="12B7FA38" id="Group 6" o:spid="_x0000_s1026" style="width:510.8pt;height:1pt;mso-position-horizontal-relative:char;mso-position-vertical-relative:line" coordsize="64871,127" o:gfxdata="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">
                 <v:shape id="Graphic 7" o:spid="_x0000_s1027" style="position:absolute;width:64871;height:127;visibility:visible;mso-wrap-style:square;v-text-anchor:top" coordsize="6487160,12700" o:gfxdata="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" path="m6486889,l,,,12075r6486889,l6486889,xe" fillcolor="black" stroked="f">
                   <v:path arrowok="t"/>
                 </v:shape>
@@ -6907,14 +6907,14 @@
               <w:pStyle w:val="TableParagraph"/>
               <w:rPr>
                 <w:sz w:val="28"/>
+                <w:szCs w:val="28"/>
               </w:rPr>
             </w:pPr>
             <w:r>
               <w:rPr>
-                <w:rFonts w:ascii="Segoe UI" w:hAnsi="Segoe UI" w:cs="Segoe UI"/>
                 <w:color w:val="F9FAFB"/>
-                <w:sz w:val="23"/>
-                <w:szCs w:val="23"/>
+                <w:sz w:val="28"/>
+                <w:szCs w:val="28"/>
               </w:rPr>
               <w:t>, </w:t>
             </w:r>
@@ -6924,6 +6924,8 @@
                   <m:ctrlPr>
                     <w:rPr>
                       <w:rFonts w:ascii="Cambria Math" w:hAnsi="Cambria Math"/>
+                      <w:sz w:val="28"/>
+                      <w:szCs w:val="28"/>
                     </w:rPr>
                   </m:ctrlPr>
                 </m:sSupPr>
@@ -6932,6 +6934,10 @@
                     <m:rPr>
                       <m:nor/>
                     </m:rPr>
+                    <w:rPr>
+                      <w:sz w:val="28"/>
+                      <w:szCs w:val="28"/>
+                    </w:rPr>
                     <m:t>с</m:t>
                   </m:r>
                 </m:e>
@@ -6939,6 +6945,8 @@
                   <m:r>
                     <w:rPr>
                       <w:rFonts w:ascii="Cambria Math" w:hAnsi="Cambria Math"/>
+                      <w:sz w:val="28"/>
+                      <w:szCs w:val="28"/>
                     </w:rPr>
                     <m:t>-1</m:t>
                   </m:r>
@@ -6958,6 +6966,7 @@
               <w:pStyle w:val="TableParagraph"/>
               <w:rPr>
                 <w:sz w:val="28"/>
+                <w:szCs w:val="28"/>
               </w:rPr>
             </w:pPr>
             <m:oMath>
@@ -6966,6 +6975,8 @@
                   <m:ctrlPr>
                     <w:rPr>
                       <w:rFonts w:ascii="Cambria Math" w:hAnsi="Cambria Math"/>
+                      <w:sz w:val="28"/>
+                      <w:szCs w:val="28"/>
                     </w:rPr>
                   </m:ctrlPr>
                 </m:sSubPr>
@@ -6973,6 +6984,8 @@
                   <m:r>
                     <w:rPr>
                       <w:rFonts w:ascii="Cambria Math" w:hAnsi="Cambria Math"/>
+                      <w:sz w:val="28"/>
+                      <w:szCs w:val="28"/>
                     </w:rPr>
                     <m:t>T</m:t>
                   </m:r>
@@ -6982,6 +6995,10 @@
                     <m:rPr>
                       <m:nor/>
                     </m:rPr>
+                    <w:rPr>
+                      <w:sz w:val="28"/>
+                      <w:szCs w:val="28"/>
+                    </w:rPr>
                     <m:t>пр</m:t>
                   </m:r>
                 </m:sub>
@@ -6989,10 +7006,9 @@
             </m:oMath>
             <w:r>
               <w:rPr>
-                <w:rFonts w:ascii="Segoe UI" w:hAnsi="Segoe UI" w:cs="Segoe UI"/>
                 <w:color w:val="F9FAFB"/>
-                <w:sz w:val="23"/>
-                <w:szCs w:val="23"/>
+                <w:sz w:val="28"/>
+                <w:szCs w:val="28"/>
               </w:rPr>
               <w:t>, с</w:t>
             </w:r>
@@ -7009,12 +7025,15 @@
               <w:pStyle w:val="TableParagraph"/>
               <w:rPr>
                 <w:sz w:val="28"/>
+                <w:szCs w:val="28"/>
               </w:rPr>
             </w:pPr>
             <m:oMath>
               <m:r>
                 <w:rPr>
                   <w:rFonts w:ascii="Cambria Math" w:hAnsi="Cambria Math"/>
+                  <w:sz w:val="28"/>
+                  <w:szCs w:val="28"/>
                 </w:rPr>
                 <m:t>A=</m:t>
               </m:r>
@@ -7023,6 +7042,8 @@
                   <m:ctrlPr>
                     <w:rPr>
                       <w:rFonts w:ascii="Cambria Math" w:hAnsi="Cambria Math"/>
+                      <w:sz w:val="28"/>
+                      <w:szCs w:val="28"/>
                     </w:rPr>
                   </m:ctrlPr>
                 </m:sSubPr>
@@ -7030,6 +7051,8 @@
                   <m:r>
                     <w:rPr>
                       <w:rFonts w:ascii="Cambria Math" w:hAnsi="Cambria Math"/>
+                      <w:sz w:val="28"/>
+                      <w:szCs w:val="28"/>
                     </w:rPr>
                     <m:t>T</m:t>
                   </m:r>
@@ -7039,6 +7062,10 @@
                     <m:rPr>
                       <m:nor/>
                     </m:rPr>
+                    <w:rPr>
+                      <w:sz w:val="28"/>
+                      <w:szCs w:val="28"/>
+                    </w:rPr>
                     <m:t>пр</m:t>
                   </m:r>
                 </m:sub>
@@ -7049,6 +7076,8 @@
                 </m:rPr>
                 <w:rPr>
                   <w:rFonts w:ascii="Cambria Math" w:hAnsi="Cambria Math"/>
+                  <w:sz w:val="28"/>
+                  <w:szCs w:val="28"/>
                 </w:rPr>
                 <m:t>/</m:t>
               </m:r>
@@ -7057,6 +7086,8 @@
                   <m:ctrlPr>
                     <w:rPr>
                       <w:rFonts w:ascii="Cambria Math" w:hAnsi="Cambria Math"/>
+                      <w:sz w:val="28"/>
+                      <w:szCs w:val="28"/>
                     </w:rPr>
                   </m:ctrlPr>
                 </m:sSubPr>
@@ -7064,6 +7095,8 @@
                   <m:r>
                     <w:rPr>
                       <w:rFonts w:ascii="Cambria Math" w:hAnsi="Cambria Math"/>
+                      <w:sz w:val="28"/>
+                      <w:szCs w:val="28"/>
                     </w:rPr>
                     <m:t>ω</m:t>
                   </m:r>
@@ -7073,6 +7106,10 @@
                     <m:rPr>
                       <m:nor/>
                     </m:rPr>
+                    <w:rPr>
+                      <w:sz w:val="28"/>
+                      <w:szCs w:val="28"/>
+                    </w:rPr>
                     <m:t>ср</m:t>
                   </m:r>
                 </m:sub>
@@ -7080,10 +7117,9 @@
             </m:oMath>
             <w:r>
               <w:rPr>
-                <w:rFonts w:ascii="Segoe UI" w:hAnsi="Segoe UI" w:cs="Segoe UI"/>
                 <w:color w:val="F9FAFB"/>
-                <w:sz w:val="23"/>
-                <w:szCs w:val="23"/>
+                <w:sz w:val="28"/>
+                <w:szCs w:val="28"/>
               </w:rPr>
               <w:t>, </w:t>
             </w:r>
@@ -7093,6 +7129,8 @@
                   <m:ctrlPr>
                     <w:rPr>
                       <w:rFonts w:ascii="Cambria Math" w:hAnsi="Cambria Math"/>
+                      <w:sz w:val="28"/>
+                      <w:szCs w:val="28"/>
                     </w:rPr>
                   </m:ctrlPr>
                 </m:sSupPr>
@@ -7101,6 +7139,10 @@
                     <m:rPr>
                       <m:nor/>
                     </m:rPr>
+                    <w:rPr>
+                      <w:sz w:val="28"/>
+                      <w:szCs w:val="28"/>
+                    </w:rPr>
                     <m:t>с</m:t>
                   </m:r>
                 </m:e>
@@ -7108,6 +7150,8 @@
                   <m:r>
                     <w:rPr>
                       <w:rFonts w:ascii="Cambria Math" w:hAnsi="Cambria Math"/>
+                      <w:sz w:val="28"/>
+                      <w:szCs w:val="28"/>
                     </w:rPr>
                     <m:t>2</m:t>
                   </m:r>
@@ -7136,9 +7180,8 @@
             </w:pPr>
             <w:r>
               <w:rPr>
-                <w:rFonts w:ascii="Arial" w:hAnsi="Arial" w:cs="Arial"/>
-                <w:sz w:val="20"/>
-                <w:szCs w:val="20"/>
+                <w:sz w:val="28"/>
+                <w:szCs w:val="28"/>
               </w:rPr>
               <w:t>25.77</w:t>
             </w:r>
@@ -7159,9 +7202,8 @@
             </w:pPr>
             <w:r>
               <w:rPr>
-                <w:rFonts w:ascii="Arial" w:hAnsi="Arial" w:cs="Arial"/>
-                <w:sz w:val="20"/>
-                <w:szCs w:val="20"/>
+                <w:sz w:val="28"/>
+                <w:szCs w:val="28"/>
               </w:rPr>
               <w:t>16.69</w:t>
             </w:r>
@@ -7182,9 +7224,8 @@
             </w:pPr>
             <w:r>
               <w:rPr>
-                <w:rFonts w:ascii="Arial" w:hAnsi="Arial" w:cs="Arial"/>
-                <w:sz w:val="20"/>
-                <w:szCs w:val="20"/>
+                <w:sz w:val="28"/>
+                <w:szCs w:val="28"/>
               </w:rPr>
               <w:t>0.6476</w:t>
             </w:r>
@@ -7210,9 +7251,8 @@
             </w:pPr>
             <w:r>
               <w:rPr>
-                <w:rFonts w:ascii="Arial" w:hAnsi="Arial" w:cs="Arial"/>
-                <w:sz w:val="20"/>
-                <w:szCs w:val="20"/>
+                <w:sz w:val="28"/>
+                <w:szCs w:val="28"/>
               </w:rPr>
               <w:t>28.40</w:t>
             </w:r>
@@ -7233,9 +7273,8 @@
             </w:pPr>
             <w:r>
               <w:rPr>
-                <w:rFonts w:ascii="Arial" w:hAnsi="Arial" w:cs="Arial"/>
-                <w:sz w:val="20"/>
-                <w:szCs w:val="20"/>
+                <w:sz w:val="28"/>
+                <w:szCs w:val="28"/>
               </w:rPr>
               <w:t>18.16</w:t>
             </w:r>
@@ -7256,9 +7295,8 @@
             </w:pPr>
             <w:r>
               <w:rPr>
-                <w:rFonts w:ascii="Arial" w:hAnsi="Arial" w:cs="Arial"/>
-                <w:sz w:val="20"/>
-                <w:szCs w:val="20"/>
+                <w:sz w:val="28"/>
+                <w:szCs w:val="28"/>
               </w:rPr>
               <w:t>0.6394</w:t>
             </w:r>
@@ -7284,9 +7322,8 @@
             </w:pPr>
             <w:r>
               <w:rPr>
-                <w:rFonts w:ascii="Arial" w:hAnsi="Arial" w:cs="Arial"/>
-                <w:sz w:val="20"/>
-                <w:szCs w:val="20"/>
+                <w:sz w:val="28"/>
+                <w:szCs w:val="28"/>
               </w:rPr>
               <w:t>25.35</w:t>
             </w:r>
@@ -7307,9 +7344,8 @@
             </w:pPr>
             <w:r>
               <w:rPr>
-                <w:rFonts w:ascii="Arial" w:hAnsi="Arial" w:cs="Arial"/>
-                <w:sz w:val="20"/>
-                <w:szCs w:val="20"/>
+                <w:sz w:val="28"/>
+                <w:szCs w:val="28"/>
               </w:rPr>
               <w:t>15.78</w:t>
             </w:r>
@@ -7330,9 +7366,8 @@
             </w:pPr>
             <w:r>
               <w:rPr>
-                <w:rFonts w:ascii="Arial" w:hAnsi="Arial" w:cs="Arial"/>
-                <w:sz w:val="20"/>
-                <w:szCs w:val="20"/>
+                <w:sz w:val="28"/>
+                <w:szCs w:val="28"/>
               </w:rPr>
               <w:t>0.6225</w:t>
             </w:r>
@@ -7358,9 +7393,8 @@
             </w:pPr>
             <w:r>
               <w:rPr>
-                <w:rFonts w:ascii="Arial" w:hAnsi="Arial" w:cs="Arial"/>
-                <w:sz w:val="20"/>
-                <w:szCs w:val="20"/>
+                <w:sz w:val="28"/>
+                <w:szCs w:val="28"/>
               </w:rPr>
               <w:t>16.81</w:t>
             </w:r>
@@ -7381,9 +7415,8 @@
             </w:pPr>
             <w:r>
               <w:rPr>
-                <w:rFonts w:ascii="Arial" w:hAnsi="Arial" w:cs="Arial"/>
-                <w:sz w:val="20"/>
-                <w:szCs w:val="20"/>
+                <w:sz w:val="28"/>
+                <w:szCs w:val="28"/>
               </w:rPr>
               <w:t>11.97</w:t>
             </w:r>
@@ -7404,9 +7437,8 @@
             </w:pPr>
             <w:r>
               <w:rPr>
-                <w:rFonts w:ascii="Arial" w:hAnsi="Arial" w:cs="Arial"/>
-                <w:sz w:val="20"/>
-                <w:szCs w:val="20"/>
+                <w:sz w:val="28"/>
+                <w:szCs w:val="28"/>
               </w:rPr>
               <w:t>0.7122</w:t>
             </w:r>
@@ -7432,9 +7464,8 @@
             </w:pPr>
             <w:r>
               <w:rPr>
-                <w:rFonts w:ascii="Arial" w:hAnsi="Arial" w:cs="Arial"/>
-                <w:sz w:val="20"/>
-                <w:szCs w:val="20"/>
+                <w:sz w:val="28"/>
+                <w:szCs w:val="28"/>
               </w:rPr>
               <w:t>22.58</w:t>
             </w:r>
@@ -7455,9 +7486,8 @@
             </w:pPr>
             <w:r>
               <w:rPr>
-                <w:rFonts w:ascii="Arial" w:hAnsi="Arial" w:cs="Arial"/>
-                <w:sz w:val="20"/>
-                <w:szCs w:val="20"/>
+                <w:sz w:val="28"/>
+                <w:szCs w:val="28"/>
               </w:rPr>
               <w:t>14.34</w:t>
             </w:r>
@@ -7478,9 +7508,8 @@
             </w:pPr>
             <w:r>
               <w:rPr>
-                <w:rFonts w:ascii="Arial" w:hAnsi="Arial" w:cs="Arial"/>
-                <w:sz w:val="20"/>
-                <w:szCs w:val="20"/>
+                <w:sz w:val="28"/>
+                <w:szCs w:val="28"/>
               </w:rPr>
               <w:t>0.6351</w:t>
             </w:r>
@@ -7507,10 +7536,9 @@
             </w:pPr>
             <w:r>
               <w:rPr>
-                <w:rFonts w:ascii="Segoe UI" w:hAnsi="Segoe UI" w:cs="Segoe UI"/>
                 <w:color w:val="F9FAFB"/>
-                <w:sz w:val="23"/>
-                <w:szCs w:val="23"/>
+                <w:sz w:val="28"/>
+                <w:szCs w:val="28"/>
               </w:rPr>
               <w:t>, </w:t>
             </w:r>
@@ -7520,6 +7548,8 @@
                   <m:ctrlPr>
                     <w:rPr>
                       <w:rFonts w:ascii="Cambria Math" w:hAnsi="Cambria Math"/>
+                      <w:sz w:val="28"/>
+                      <w:szCs w:val="28"/>
                     </w:rPr>
                   </m:ctrlPr>
                 </m:sSupPr>
@@ -7528,6 +7558,10 @@
                     <m:rPr>
                       <m:nor/>
                     </m:rPr>
+                    <w:rPr>
+                      <w:sz w:val="28"/>
+                      <w:szCs w:val="28"/>
+                    </w:rPr>
                     <m:t>с</m:t>
                   </m:r>
                 </m:e>
@@ -7535,6 +7569,8 @@
                   <m:r>
                     <w:rPr>
                       <w:rFonts w:ascii="Cambria Math" w:hAnsi="Cambria Math"/>
+                      <w:sz w:val="28"/>
+                      <w:szCs w:val="28"/>
                     </w:rPr>
                     <m:t>-1</m:t>
                   </m:r>
@@ -7563,6 +7599,8 @@
                   <m:ctrlPr>
                     <w:rPr>
                       <w:rFonts w:ascii="Cambria Math" w:hAnsi="Cambria Math"/>
+                      <w:sz w:val="28"/>
+                      <w:szCs w:val="28"/>
                     </w:rPr>
                   </m:ctrlPr>
                 </m:sSubPr>
@@ -7570,6 +7608,8 @@
                   <m:r>
                     <w:rPr>
                       <w:rFonts w:ascii="Cambria Math" w:hAnsi="Cambria Math"/>
+                      <w:sz w:val="28"/>
+                      <w:szCs w:val="28"/>
                     </w:rPr>
                     <m:t>T</m:t>
                   </m:r>
@@ -7579,6 +7619,10 @@
                     <m:rPr>
                       <m:nor/>
                     </m:rPr>
+                    <w:rPr>
+                      <w:sz w:val="28"/>
+                      <w:szCs w:val="28"/>
+                    </w:rPr>
                     <m:t>пр</m:t>
                   </m:r>
                 </m:sub>
@@ -7586,10 +7630,9 @@
             </m:oMath>
             <w:r>
               <w:rPr>
-                <w:rFonts w:ascii="Segoe UI" w:hAnsi="Segoe UI" w:cs="Segoe UI"/>
                 <w:color w:val="F9FAFB"/>
-                <w:sz w:val="23"/>
-                <w:szCs w:val="23"/>
+                <w:sz w:val="28"/>
+                <w:szCs w:val="28"/>
               </w:rPr>
               <w:t>, с</w:t>
             </w:r>
@@ -7613,6 +7656,8 @@
               <m:r>
                 <w:rPr>
                   <w:rFonts w:ascii="Cambria Math" w:hAnsi="Cambria Math"/>
+                  <w:sz w:val="28"/>
+                  <w:szCs w:val="28"/>
                 </w:rPr>
                 <m:t>A=</m:t>
               </m:r>
@@ -7621,6 +7666,8 @@
                   <m:ctrlPr>
                     <w:rPr>
                       <w:rFonts w:ascii="Cambria Math" w:hAnsi="Cambria Math"/>
+                      <w:sz w:val="28"/>
+                      <w:szCs w:val="28"/>
                     </w:rPr>
                   </m:ctrlPr>
                 </m:sSubPr>
@@ -7628,6 +7675,8 @@
                   <m:r>
                     <w:rPr>
                       <w:rFonts w:ascii="Cambria Math" w:hAnsi="Cambria Math"/>
+                      <w:sz w:val="28"/>
+                      <w:szCs w:val="28"/>
                     </w:rPr>
                     <m:t>T</m:t>
                   </m:r>
@@ -7637,6 +7686,10 @@
                     <m:rPr>
                       <m:nor/>
                     </m:rPr>
+                    <w:rPr>
+                      <w:sz w:val="28"/>
+                      <w:szCs w:val="28"/>
+                    </w:rPr>
                     <m:t>пр</m:t>
                   </m:r>
                 </m:sub>
@@ -7647,6 +7700,8 @@
                 </m:rPr>
                 <w:rPr>
                   <w:rFonts w:ascii="Cambria Math" w:hAnsi="Cambria Math"/>
+                  <w:sz w:val="28"/>
+                  <w:szCs w:val="28"/>
                 </w:rPr>
                 <m:t>/</m:t>
               </m:r>
@@ -7655,6 +7710,8 @@
                   <m:ctrlPr>
                     <w:rPr>
                       <w:rFonts w:ascii="Cambria Math" w:hAnsi="Cambria Math"/>
+                      <w:sz w:val="28"/>
+                      <w:szCs w:val="28"/>
                     </w:rPr>
                   </m:ctrlPr>
                 </m:sSubPr>
@@ -7662,6 +7719,8 @@
                   <m:r>
                     <w:rPr>
                       <w:rFonts w:ascii="Cambria Math" w:hAnsi="Cambria Math"/>
+                      <w:sz w:val="28"/>
+                      <w:szCs w:val="28"/>
                     </w:rPr>
                     <m:t>ω</m:t>
                   </m:r>
@@ -7671,6 +7730,10 @@
                     <m:rPr>
                       <m:nor/>
                     </m:rPr>
+                    <w:rPr>
+                      <w:sz w:val="28"/>
+                      <w:szCs w:val="28"/>
+                    </w:rPr>
                     <m:t>ср</m:t>
                   </m:r>
                 </m:sub>
@@ -7678,10 +7741,9 @@
             </m:oMath>
             <w:r>
               <w:rPr>
-                <w:rFonts w:ascii="Segoe UI" w:hAnsi="Segoe UI" w:cs="Segoe UI"/>
                 <w:color w:val="F9FAFB"/>
-                <w:sz w:val="23"/>
-                <w:szCs w:val="23"/>
+                <w:sz w:val="28"/>
+                <w:szCs w:val="28"/>
               </w:rPr>
               <w:t>, </w:t>
             </w:r>
@@ -7691,6 +7753,8 @@
                   <m:ctrlPr>
                     <w:rPr>
                       <w:rFonts w:ascii="Cambria Math" w:hAnsi="Cambria Math"/>
+                      <w:sz w:val="28"/>
+                      <w:szCs w:val="28"/>
                     </w:rPr>
                   </m:ctrlPr>
                 </m:sSupPr>
@@ -7699,6 +7763,10 @@
                     <m:rPr>
                       <m:nor/>
                     </m:rPr>
+                    <w:rPr>
+                      <w:sz w:val="28"/>
+                      <w:szCs w:val="28"/>
+                    </w:rPr>
                     <m:t>с</m:t>
                   </m:r>
                 </m:e>
@@ -7706,6 +7774,8 @@
                   <m:r>
                     <w:rPr>
                       <w:rFonts w:ascii="Cambria Math" w:hAnsi="Cambria Math"/>
+                      <w:sz w:val="28"/>
+                      <w:szCs w:val="28"/>
                     </w:rPr>
                     <m:t>2</m:t>
                   </m:r>
@@ -7734,10 +7804,9 @@
             </w:pPr>
             <w:r>
               <w:rPr>
-                <w:rFonts w:ascii="Google Sans Text" w:hAnsi="Google Sans Text" w:cs="Arial"/>
                 <w:color w:val="1F1F1F"/>
-                <w:sz w:val="20"/>
-                <w:szCs w:val="20"/>
+                <w:sz w:val="28"/>
+                <w:szCs w:val="28"/>
               </w:rPr>
               <w:t>27.98</w:t>
             </w:r>
@@ -7758,10 +7827,9 @@
             </w:pPr>
             <w:r>
               <w:rPr>
-                <w:rFonts w:ascii="Google Sans Text" w:hAnsi="Google Sans Text" w:cs="Arial"/>
                 <w:color w:val="1F1F1F"/>
-                <w:sz w:val="20"/>
-                <w:szCs w:val="20"/>
+                <w:sz w:val="28"/>
+                <w:szCs w:val="28"/>
               </w:rPr>
               <w:t>9.53</w:t>
             </w:r>
@@ -7782,10 +7850,9 @@
             </w:pPr>
             <w:r>
               <w:rPr>
-                <w:rFonts w:ascii="Google Sans Text" w:hAnsi="Google Sans Text" w:cs="Arial"/>
                 <w:color w:val="1F1F1F"/>
-                <w:sz w:val="20"/>
-                <w:szCs w:val="20"/>
+                <w:sz w:val="28"/>
+                <w:szCs w:val="28"/>
               </w:rPr>
               <w:t>0.3407</w:t>
             </w:r>
@@ -7811,10 +7878,9 @@
             </w:pPr>
             <w:r>
               <w:rPr>
-                <w:rFonts w:ascii="Google Sans Text" w:hAnsi="Google Sans Text" w:cs="Arial"/>
                 <w:color w:val="1F1F1F"/>
-                <w:sz w:val="20"/>
-                <w:szCs w:val="20"/>
+                <w:sz w:val="28"/>
+                <w:szCs w:val="28"/>
               </w:rPr>
               <w:t>28.56</w:t>
             </w:r>
@@ -7835,10 +7901,9 @@
             </w:pPr>
             <w:r>
               <w:rPr>
-                <w:rFonts w:ascii="Google Sans Text" w:hAnsi="Google Sans Text" w:cs="Arial"/>
                 <w:color w:val="1F1F1F"/>
-                <w:sz w:val="20"/>
-                <w:szCs w:val="20"/>
+                <w:sz w:val="28"/>
+                <w:szCs w:val="28"/>
               </w:rPr>
               <w:t>9.77</w:t>
             </w:r>
@@ -7859,10 +7924,9 @@
             </w:pPr>
             <w:r>
               <w:rPr>
-                <w:rFonts w:ascii="Google Sans Text" w:hAnsi="Google Sans Text" w:cs="Arial"/>
                 <w:color w:val="1F1F1F"/>
-                <w:sz w:val="20"/>
-                <w:szCs w:val="20"/>
+                <w:sz w:val="28"/>
+                <w:szCs w:val="28"/>
               </w:rPr>
               <w:t>0.3421</w:t>
             </w:r>
@@ -7888,10 +7952,9 @@
             </w:pPr>
             <w:r>
               <w:rPr>
-                <w:rFonts w:ascii="Google Sans Text" w:hAnsi="Google Sans Text" w:cs="Arial"/>
                 <w:color w:val="1F1F1F"/>
-                <w:sz w:val="20"/>
-                <w:szCs w:val="20"/>
+                <w:sz w:val="28"/>
+                <w:szCs w:val="28"/>
               </w:rPr>
               <w:t>26.37</w:t>
             </w:r>
@@ -7912,10 +7975,9 @@
             </w:pPr>
             <w:r>
               <w:rPr>
-                <w:rFonts w:ascii="Google Sans Text" w:hAnsi="Google Sans Text" w:cs="Arial"/>
                 <w:color w:val="1F1F1F"/>
-                <w:sz w:val="20"/>
-                <w:szCs w:val="20"/>
+                <w:sz w:val="28"/>
+                <w:szCs w:val="28"/>
               </w:rPr>
               <w:t>8.60</w:t>
             </w:r>
@@ -7936,10 +7998,9 @@
             </w:pPr>
             <w:r>
               <w:rPr>
-                <w:rFonts w:ascii="Google Sans Text" w:hAnsi="Google Sans Text" w:cs="Arial"/>
                 <w:color w:val="1F1F1F"/>
-                <w:sz w:val="20"/>
-                <w:szCs w:val="20"/>
+                <w:sz w:val="28"/>
+                <w:szCs w:val="28"/>
               </w:rPr>
               <w:t>0.3261</w:t>
             </w:r>
@@ -7965,10 +8026,9 @@
             </w:pPr>
             <w:r>
               <w:rPr>
-                <w:rFonts w:ascii="Google Sans Text" w:hAnsi="Google Sans Text" w:cs="Arial"/>
                 <w:color w:val="1F1F1F"/>
-                <w:sz w:val="20"/>
-                <w:szCs w:val="20"/>
+                <w:sz w:val="28"/>
+                <w:szCs w:val="28"/>
               </w:rPr>
               <w:t>23.44</w:t>
             </w:r>
@@ -7989,10 +8049,9 @@
             </w:pPr>
             <w:r>
               <w:rPr>
-                <w:rFonts w:ascii="Google Sans Text" w:hAnsi="Google Sans Text" w:cs="Arial"/>
                 <w:color w:val="1F1F1F"/>
-                <w:sz w:val="20"/>
-                <w:szCs w:val="20"/>
+                <w:sz w:val="28"/>
+                <w:szCs w:val="28"/>
               </w:rPr>
               <w:t>9.19</w:t>
             </w:r>
@@ -8013,10 +8072,9 @@
             </w:pPr>
             <w:r>
               <w:rPr>
-                <w:rFonts w:ascii="Google Sans Text" w:hAnsi="Google Sans Text" w:cs="Arial"/>
                 <w:color w:val="1F1F1F"/>
-                <w:sz w:val="20"/>
-                <w:szCs w:val="20"/>
+                <w:sz w:val="28"/>
+                <w:szCs w:val="28"/>
               </w:rPr>
               <w:t>0.3921</w:t>
             </w:r>
@@ -8042,10 +8100,9 @@
             </w:pPr>
             <w:r>
               <w:rPr>
-                <w:rFonts w:ascii="Google Sans Text" w:hAnsi="Google Sans Text" w:cs="Arial"/>
                 <w:color w:val="1F1F1F"/>
-                <w:sz w:val="20"/>
-                <w:szCs w:val="20"/>
+                <w:sz w:val="28"/>
+                <w:szCs w:val="28"/>
               </w:rPr>
               <w:t>22.88</w:t>
             </w:r>
@@ -8066,10 +8123,9 @@
             </w:pPr>
             <w:r>
               <w:rPr>
-                <w:rFonts w:ascii="Google Sans Text" w:hAnsi="Google Sans Text" w:cs="Arial"/>
                 <w:color w:val="1F1F1F"/>
-                <w:sz w:val="20"/>
-                <w:szCs w:val="20"/>
+                <w:sz w:val="28"/>
+                <w:szCs w:val="28"/>
               </w:rPr>
               <w:t>8.80</w:t>
             </w:r>
@@ -8090,10 +8146,9 @@
             </w:pPr>
             <w:r>
               <w:rPr>
-                <w:rFonts w:ascii="Google Sans Text" w:hAnsi="Google Sans Text" w:cs="Arial"/>
                 <w:color w:val="1F1F1F"/>
-                <w:sz w:val="20"/>
-                <w:szCs w:val="20"/>
+                <w:sz w:val="28"/>
+                <w:szCs w:val="28"/>
               </w:rPr>
               <w:t>0.3847</w:t>
             </w:r>
@@ -8120,10 +8175,9 @@
             </w:pPr>
             <w:r>
               <w:rPr>
-                <w:rFonts w:ascii="Segoe UI" w:hAnsi="Segoe UI" w:cs="Segoe UI"/>
                 <w:color w:val="F9FAFB"/>
-                <w:sz w:val="23"/>
-                <w:szCs w:val="23"/>
+                <w:sz w:val="28"/>
+                <w:szCs w:val="28"/>
               </w:rPr>
               <w:t>, </w:t>
             </w:r>
@@ -8133,6 +8187,8 @@
                   <m:ctrlPr>
                     <w:rPr>
                       <w:rFonts w:ascii="Cambria Math" w:hAnsi="Cambria Math"/>
+                      <w:sz w:val="28"/>
+                      <w:szCs w:val="28"/>
                     </w:rPr>
                   </m:ctrlPr>
                 </m:sSupPr>
@@ -8141,6 +8197,10 @@
                     <m:rPr>
                       <m:nor/>
                     </m:rPr>
+                    <w:rPr>
+                      <w:sz w:val="28"/>
+                      <w:szCs w:val="28"/>
+                    </w:rPr>
                     <m:t>с</m:t>
                   </m:r>
                 </m:e>
@@ -8148,6 +8208,8 @@
                   <m:r>
                     <w:rPr>
                       <w:rFonts w:ascii="Cambria Math" w:hAnsi="Cambria Math"/>
+                      <w:sz w:val="28"/>
+                      <w:szCs w:val="28"/>
                     </w:rPr>
                     <m:t>-1</m:t>
                   </m:r>
@@ -8176,6 +8238,8 @@
                   <m:ctrlPr>
                     <w:rPr>
                       <w:rFonts w:ascii="Cambria Math" w:hAnsi="Cambria Math"/>
+                      <w:sz w:val="28"/>
+                      <w:szCs w:val="28"/>
                     </w:rPr>
                   </m:ctrlPr>
                 </m:sSubPr>
@@ -8183,6 +8247,8 @@
                   <m:r>
                     <w:rPr>
                       <w:rFonts w:ascii="Cambria Math" w:hAnsi="Cambria Math"/>
+                      <w:sz w:val="28"/>
+                      <w:szCs w:val="28"/>
                     </w:rPr>
                     <m:t>T</m:t>
                   </m:r>
@@ -8192,6 +8258,10 @@
                     <m:rPr>
                       <m:nor/>
                     </m:rPr>
+                    <w:rPr>
+                      <w:sz w:val="28"/>
+                      <w:szCs w:val="28"/>
+                    </w:rPr>
                     <m:t>пр</m:t>
                   </m:r>
                 </m:sub>
@@ -8199,10 +8269,9 @@
             </m:oMath>
             <w:r>
               <w:rPr>
-                <w:rFonts w:ascii="Segoe UI" w:hAnsi="Segoe UI" w:cs="Segoe UI"/>
                 <w:color w:val="F9FAFB"/>
-                <w:sz w:val="23"/>
-                <w:szCs w:val="23"/>
+                <w:sz w:val="28"/>
+                <w:szCs w:val="28"/>
               </w:rPr>
               <w:t>, с</w:t>
             </w:r>
@@ -8226,6 +8295,8 @@
               <m:r>
                 <w:rPr>
                   <w:rFonts w:ascii="Cambria Math" w:hAnsi="Cambria Math"/>
+                  <w:sz w:val="28"/>
+                  <w:szCs w:val="28"/>
                 </w:rPr>
                 <m:t>A=</m:t>
               </m:r>
@@ -8234,6 +8305,8 @@
                   <m:ctrlPr>
                     <w:rPr>
                       <w:rFonts w:ascii="Cambria Math" w:hAnsi="Cambria Math"/>
+                      <w:sz w:val="28"/>
+                      <w:szCs w:val="28"/>
                     </w:rPr>
                   </m:ctrlPr>
                 </m:sSubPr>
@@ -8241,6 +8314,8 @@
                   <m:r>
                     <w:rPr>
                       <w:rFonts w:ascii="Cambria Math" w:hAnsi="Cambria Math"/>
+                      <w:sz w:val="28"/>
+                      <w:szCs w:val="28"/>
                     </w:rPr>
                     <m:t>T</m:t>
                   </m:r>
@@ -8250,6 +8325,10 @@
                     <m:rPr>
                       <m:nor/>
                     </m:rPr>
+                    <w:rPr>
+                      <w:sz w:val="28"/>
+                      <w:szCs w:val="28"/>
+                    </w:rPr>
                     <m:t>пр</m:t>
                   </m:r>
                 </m:sub>
@@ -8260,6 +8339,8 @@
                 </m:rPr>
                 <w:rPr>
                   <w:rFonts w:ascii="Cambria Math" w:hAnsi="Cambria Math"/>
+                  <w:sz w:val="28"/>
+                  <w:szCs w:val="28"/>
                 </w:rPr>
                 <m:t>/</m:t>
               </m:r>
@@ -8268,6 +8349,8 @@
                   <m:ctrlPr>
                     <w:rPr>
                       <w:rFonts w:ascii="Cambria Math" w:hAnsi="Cambria Math"/>
+                      <w:sz w:val="28"/>
+                      <w:szCs w:val="28"/>
                     </w:rPr>
                   </m:ctrlPr>
                 </m:sSubPr>
@@ -8275,6 +8358,8 @@
                   <m:r>
                     <w:rPr>
                       <w:rFonts w:ascii="Cambria Math" w:hAnsi="Cambria Math"/>
+                      <w:sz w:val="28"/>
+                      <w:szCs w:val="28"/>
                     </w:rPr>
                     <m:t>ω</m:t>
                   </m:r>
@@ -8284,6 +8369,10 @@
                     <m:rPr>
                       <m:nor/>
                     </m:rPr>
+                    <w:rPr>
+                      <w:sz w:val="28"/>
+                      <w:szCs w:val="28"/>
+                    </w:rPr>
                     <m:t>ср</m:t>
                   </m:r>
                 </m:sub>
@@ -8291,10 +8380,9 @@
             </m:oMath>
             <w:r>
               <w:rPr>
-                <w:rFonts w:ascii="Segoe UI" w:hAnsi="Segoe UI" w:cs="Segoe UI"/>
                 <w:color w:val="F9FAFB"/>
-                <w:sz w:val="23"/>
-                <w:szCs w:val="23"/>
+                <w:sz w:val="28"/>
+                <w:szCs w:val="28"/>
               </w:rPr>
               <w:t>, </w:t>
             </w:r>
@@ -8304,6 +8392,8 @@
                   <m:ctrlPr>
                     <w:rPr>
                       <w:rFonts w:ascii="Cambria Math" w:hAnsi="Cambria Math"/>
+                      <w:sz w:val="28"/>
+                      <w:szCs w:val="28"/>
                     </w:rPr>
                   </m:ctrlPr>
                 </m:sSupPr>
@@ -8312,6 +8402,10 @@
                     <m:rPr>
                       <m:nor/>
                     </m:rPr>
+                    <w:rPr>
+                      <w:sz w:val="28"/>
+                      <w:szCs w:val="28"/>
+                    </w:rPr>
                     <m:t>с</m:t>
                   </m:r>
                 </m:e>
@@ -8319,6 +8413,8 @@
                   <m:r>
                     <w:rPr>
                       <w:rFonts w:ascii="Cambria Math" w:hAnsi="Cambria Math"/>
+                      <w:sz w:val="28"/>
+                      <w:szCs w:val="28"/>
                     </w:rPr>
                     <m:t>2</m:t>
                   </m:r>
@@ -8347,10 +8443,9 @@
             </w:pPr>
             <w:r>
               <w:rPr>
-                <w:rFonts w:ascii="Google Sans Text" w:hAnsi="Google Sans Text" w:cs="Arial"/>
                 <w:color w:val="1F1F1F"/>
-                <w:sz w:val="20"/>
-                <w:szCs w:val="20"/>
+                <w:sz w:val="28"/>
+                <w:szCs w:val="28"/>
               </w:rPr>
               <w:t>29.21</w:t>
             </w:r>
@@ -8371,10 +8466,9 @@
             </w:pPr>
             <w:r>
               <w:rPr>
-                <w:rFonts w:ascii="Google Sans Text" w:hAnsi="Google Sans Text" w:cs="Arial"/>
                 <w:color w:val="1F1F1F"/>
-                <w:sz w:val="20"/>
-                <w:szCs w:val="20"/>
+                <w:sz w:val="28"/>
+                <w:szCs w:val="28"/>
               </w:rPr>
               <w:t>7.86</w:t>
             </w:r>
@@ -8395,10 +8489,9 @@
             </w:pPr>
             <w:r>
               <w:rPr>
-                <w:rFonts w:ascii="Google Sans Text" w:hAnsi="Google Sans Text" w:cs="Arial"/>
                 <w:color w:val="1F1F1F"/>
-                <w:sz w:val="20"/>
-                <w:szCs w:val="20"/>
+                <w:sz w:val="28"/>
+                <w:szCs w:val="28"/>
               </w:rPr>
               <w:t>0.2691</w:t>
             </w:r>
@@ -8424,12 +8517,11 @@
             </w:pPr>
             <w:r>
               <w:rPr>
-                <w:rFonts w:ascii="Google Sans Text" w:hAnsi="Google Sans Text" w:cs="Arial"/>
                 <w:b/>
                 <w:bCs/>
                 <w:color w:val="1F1F1F"/>
-                <w:sz w:val="20"/>
-                <w:szCs w:val="20"/>
+                <w:sz w:val="28"/>
+                <w:szCs w:val="28"/>
               </w:rPr>
               <w:t>25.76</w:t>
             </w:r>
@@ -8450,12 +8542,11 @@
             </w:pPr>
             <w:r>
               <w:rPr>
-                <w:rFonts w:ascii="Google Sans Text" w:hAnsi="Google Sans Text" w:cs="Arial"/>
                 <w:b/>
                 <w:bCs/>
                 <w:color w:val="1F1F1F"/>
-                <w:sz w:val="20"/>
-                <w:szCs w:val="20"/>
+                <w:sz w:val="28"/>
+                <w:szCs w:val="28"/>
               </w:rPr>
               <w:t>6.74</w:t>
             </w:r>
@@ -8476,12 +8567,11 @@
             </w:pPr>
             <w:r>
               <w:rPr>
-                <w:rFonts w:ascii="Google Sans Text" w:hAnsi="Google Sans Text" w:cs="Arial"/>
                 <w:b/>
                 <w:bCs/>
                 <w:color w:val="1F1F1F"/>
-                <w:sz w:val="20"/>
-                <w:szCs w:val="20"/>
+                <w:sz w:val="28"/>
+                <w:szCs w:val="28"/>
               </w:rPr>
               <w:t>0.2617</w:t>
             </w:r>
@@ -8507,10 +8597,9 @@
             </w:pPr>
             <w:r>
               <w:rPr>
-                <w:rFonts w:ascii="Google Sans Text" w:hAnsi="Google Sans Text" w:cs="Arial"/>
                 <w:color w:val="1F1F1F"/>
-                <w:sz w:val="20"/>
-                <w:szCs w:val="20"/>
+                <w:sz w:val="28"/>
+                <w:szCs w:val="28"/>
               </w:rPr>
               <w:t>25.19</w:t>
             </w:r>
@@ -8531,10 +8620,9 @@
             </w:pPr>
             <w:r>
               <w:rPr>
-                <w:rFonts w:ascii="Google Sans Text" w:hAnsi="Google Sans Text" w:cs="Arial"/>
                 <w:color w:val="1F1F1F"/>
-                <w:sz w:val="20"/>
-                <w:szCs w:val="20"/>
+                <w:sz w:val="28"/>
+                <w:szCs w:val="28"/>
               </w:rPr>
               <w:t>6.50</w:t>
             </w:r>
@@ -8555,10 +8643,9 @@
             </w:pPr>
             <w:r>
               <w:rPr>
-                <w:rFonts w:ascii="Google Sans Text" w:hAnsi="Google Sans Text" w:cs="Arial"/>
                 <w:color w:val="1F1F1F"/>
-                <w:sz w:val="20"/>
-                <w:szCs w:val="20"/>
+                <w:sz w:val="28"/>
+                <w:szCs w:val="28"/>
               </w:rPr>
               <w:t>0.2580</w:t>
             </w:r>
@@ -8584,10 +8671,9 @@
             </w:pPr>
             <w:r>
               <w:rPr>
-                <w:rFonts w:ascii="Google Sans Text" w:hAnsi="Google Sans Text" w:cs="Arial"/>
                 <w:color w:val="1F1F1F"/>
-                <w:sz w:val="20"/>
-                <w:szCs w:val="20"/>
+                <w:sz w:val="28"/>
+                <w:szCs w:val="28"/>
               </w:rPr>
               <w:t>25.84</w:t>
             </w:r>
@@ -8608,10 +8694,9 @@
             </w:pPr>
             <w:r>
               <w:rPr>
-                <w:rFonts w:ascii="Google Sans Text" w:hAnsi="Google Sans Text" w:cs="Arial"/>
                 <w:color w:val="1F1F1F"/>
-                <w:sz w:val="20"/>
-                <w:szCs w:val="20"/>
+                <w:sz w:val="28"/>
+                <w:szCs w:val="28"/>
               </w:rPr>
               <w:t>6.34</w:t>
             </w:r>
@@ -8632,10 +8717,9 @@
             </w:pPr>
             <w:r>
               <w:rPr>
-                <w:rFonts w:ascii="Google Sans Text" w:hAnsi="Google Sans Text" w:cs="Arial"/>
                 <w:color w:val="1F1F1F"/>
-                <w:sz w:val="20"/>
-                <w:szCs w:val="20"/>
+                <w:sz w:val="28"/>
+                <w:szCs w:val="28"/>
               </w:rPr>
               <w:t>0.2454</w:t>
             </w:r>
@@ -8661,10 +8745,9 @@
             </w:pPr>
             <w:r>
               <w:rPr>
-                <w:rFonts w:ascii="Google Sans Text" w:hAnsi="Google Sans Text" w:cs="Arial"/>
                 <w:color w:val="1F1F1F"/>
-                <w:sz w:val="20"/>
-                <w:szCs w:val="20"/>
+                <w:sz w:val="28"/>
+                <w:szCs w:val="28"/>
               </w:rPr>
               <w:t>36.73</w:t>
             </w:r>
@@ -8685,10 +8768,9 @@
             </w:pPr>
             <w:r>
               <w:rPr>
-                <w:rFonts w:ascii="Google Sans Text" w:hAnsi="Google Sans Text" w:cs="Arial"/>
                 <w:color w:val="1F1F1F"/>
-                <w:sz w:val="20"/>
-                <w:szCs w:val="20"/>
+                <w:sz w:val="28"/>
+                <w:szCs w:val="28"/>
               </w:rPr>
               <w:t>8.34</w:t>
             </w:r>
@@ -8709,10 +8791,9 @@
             </w:pPr>
             <w:r>
               <w:rPr>
-                <w:rFonts w:ascii="Google Sans Text" w:hAnsi="Google Sans Text" w:cs="Arial"/>
                 <w:color w:val="1F1F1F"/>
-                <w:sz w:val="20"/>
-                <w:szCs w:val="20"/>
+                <w:sz w:val="28"/>
+                <w:szCs w:val="28"/>
               </w:rPr>
               <w:t>0.2271</w:t>
             </w:r>
@@ -9254,7 +9335,7 @@
                 <w:rFonts w:ascii="Cambria Math" w:hAnsi="Cambria Math"/>
                 <w:spacing w:val="-2"/>
               </w:rPr>
-              <m:t>1=0.0543 кг</m:t>
+              <m:t>1</m:t>
             </m:r>
           </m:sub>
         </m:sSub>
@@ -13351,15 +13432,6 @@
     </w:p>
     <w:p>
       <w:pPr>
-        <w:ind w:right="281"/>
-        <w:rPr>
-          <w:rFonts w:ascii="Calibri" w:hAnsi="Calibri"/>
-          <w:sz w:val="28"/>
-        </w:rPr>
-      </w:pPr>
-    </w:p>
-    <w:p>
-      <w:pPr>
         <w:pStyle w:val="a3"/>
         <w:spacing w:before="261"/>
         <w:ind w:left="705"/>
@@ -13428,6 +13500,7 @@
         <w:pStyle w:val="a3"/>
         <w:rPr>
           <w:i/>
+          <w:lang w:val="en-US"/>
         </w:rPr>
       </w:pPr>
       <m:oMathPara>
@@ -13512,14 +13585,6 @@
     <w:p>
       <w:pPr>
         <w:pStyle w:val="a3"/>
-        <w:rPr>
-          <w:i/>
-        </w:rPr>
-      </w:pPr>
-    </w:p>
-    <w:p>
-      <w:pPr>
-        <w:pStyle w:val="a3"/>
         <w:ind w:firstLine="705"/>
         <w:rPr>
           <w:iCs/>
@@ -13570,6 +13635,790 @@
         </w:rPr>
         <w:t>:</w:t>
       </w:r>
+    </w:p>
+    <w:p>
+      <w:pPr>
+        <w:pStyle w:val="a3"/>
+        <w:ind w:firstLine="705"/>
+        <w:rPr>
+          <w:iCs/>
+        </w:rPr>
+      </w:pPr>
+    </w:p>
+    <w:p>
+      <w:pPr>
+        <w:pStyle w:val="a3"/>
+        <w:ind w:firstLine="705"/>
+        <w:rPr>
+          <w:i/>
+        </w:rPr>
+      </w:pPr>
+      <m:oMathPara>
+        <m:oMath>
+          <m:r>
+            <w:rPr>
+              <w:rFonts w:ascii="Cambria Math" w:hAnsi="Cambria Math"/>
+            </w:rPr>
+            <m:t xml:space="preserve"> </m:t>
+          </m:r>
+          <m:f>
+            <m:fPr>
+              <m:ctrlPr>
+                <w:rPr>
+                  <w:rFonts w:ascii="Cambria Math" w:hAnsi="Cambria Math"/>
+                  <w:i/>
+                </w:rPr>
+              </m:ctrlPr>
+            </m:fPr>
+            <m:num>
+              <m:r>
+                <w:rPr>
+                  <w:rFonts w:ascii="Cambria Math" w:hAnsi="Cambria Math"/>
+                </w:rPr>
+                <m:t>∂I</m:t>
+              </m:r>
+            </m:num>
+            <m:den>
+              <m:r>
+                <w:rPr>
+                  <w:rFonts w:ascii="Cambria Math" w:hAnsi="Cambria Math"/>
+                </w:rPr>
+                <m:t>∂A</m:t>
+              </m:r>
+            </m:den>
+          </m:f>
+          <m:r>
+            <w:rPr>
+              <w:rFonts w:ascii="Cambria Math" w:hAnsi="Cambria Math"/>
+            </w:rPr>
+            <m:t>=</m:t>
+          </m:r>
+          <m:f>
+            <m:fPr>
+              <m:ctrlPr>
+                <w:rPr>
+                  <w:rFonts w:ascii="Cambria Math" w:hAnsi="Cambria Math"/>
+                  <w:i/>
+                  <w:lang w:val="en-US"/>
+                </w:rPr>
+              </m:ctrlPr>
+            </m:fPr>
+            <m:num>
+              <m:r>
+                <w:rPr>
+                  <w:rFonts w:ascii="Cambria Math" w:hAnsi="Cambria Math"/>
+                  <w:lang w:val="en-US"/>
+                </w:rPr>
+                <m:t>mgl</m:t>
+              </m:r>
+            </m:num>
+            <m:den>
+              <m:r>
+                <w:rPr>
+                  <w:rFonts w:ascii="Cambria Math" w:hAnsi="Cambria Math"/>
+                  <w:lang w:val="en-US"/>
+                </w:rPr>
+                <m:t>2π</m:t>
+              </m:r>
+            </m:den>
+          </m:f>
+          <m:r>
+            <w:rPr>
+              <w:rFonts w:ascii="Cambria Math" w:hAnsi="Cambria Math"/>
+              <w:lang w:val="en-US"/>
+            </w:rPr>
+            <m:t>=</m:t>
+          </m:r>
+          <m:f>
+            <m:fPr>
+              <m:ctrlPr>
+                <w:rPr>
+                  <w:rFonts w:ascii="Cambria Math" w:hAnsi="Cambria Math"/>
+                  <w:i/>
+                  <w:lang w:val="en-US"/>
+                </w:rPr>
+              </m:ctrlPr>
+            </m:fPr>
+            <m:num>
+              <m:sSub>
+                <m:sSubPr>
+                  <m:ctrlPr>
+                    <w:rPr>
+                      <w:rFonts w:ascii="Cambria Math" w:hAnsi="Cambria Math"/>
+                      <w:i/>
+                      <w:lang w:val="en-US"/>
+                    </w:rPr>
+                  </m:ctrlPr>
+                </m:sSubPr>
+                <m:e>
+                  <m:r>
+                    <w:rPr>
+                      <w:rFonts w:ascii="Cambria Math" w:hAnsi="Cambria Math"/>
+                      <w:lang w:val="en-US"/>
+                    </w:rPr>
+                    <m:t>I</m:t>
+                  </m:r>
+                </m:e>
+                <m:sub>
+                  <m:r>
+                    <w:rPr>
+                      <w:rFonts w:ascii="Cambria Math" w:hAnsi="Cambria Math"/>
+                      <w:lang w:val="en-US"/>
+                    </w:rPr>
+                    <m:t>э</m:t>
+                  </m:r>
+                  <m:r>
+                    <w:rPr>
+                      <w:rFonts w:ascii="Cambria Math" w:hAnsi="Cambria Math"/>
+                    </w:rPr>
+                    <m:t>кс</m:t>
+                  </m:r>
+                </m:sub>
+              </m:sSub>
+            </m:num>
+            <m:den>
+              <m:r>
+                <w:rPr>
+                  <w:rFonts w:ascii="Cambria Math" w:hAnsi="Cambria Math"/>
+                  <w:lang w:val="en-US"/>
+                </w:rPr>
+                <m:t>A</m:t>
+              </m:r>
+            </m:den>
+          </m:f>
+        </m:oMath>
+      </m:oMathPara>
+    </w:p>
+    <w:p>
+      <w:pPr>
+        <w:pStyle w:val="a3"/>
+        <w:ind w:firstLine="705"/>
+        <w:rPr>
+          <w:lang w:val="en-US"/>
+        </w:rPr>
+      </w:pPr>
+      <m:oMathPara>
+        <m:oMath>
+          <m:f>
+            <m:fPr>
+              <m:ctrlPr>
+                <w:rPr>
+                  <w:rFonts w:ascii="Cambria Math" w:hAnsi="Cambria Math"/>
+                  <w:i/>
+                  <w:lang w:val="en-US"/>
+                </w:rPr>
+              </m:ctrlPr>
+            </m:fPr>
+            <m:num>
+              <m:r>
+                <w:rPr>
+                  <w:rFonts w:ascii="Cambria Math" w:hAnsi="Cambria Math"/>
+                  <w:lang w:val="en-US"/>
+                </w:rPr>
+                <m:t>∂I</m:t>
+              </m:r>
+            </m:num>
+            <m:den>
+              <m:r>
+                <w:rPr>
+                  <w:rFonts w:ascii="Cambria Math" w:hAnsi="Cambria Math"/>
+                  <w:lang w:val="en-US"/>
+                </w:rPr>
+                <m:t>∂m</m:t>
+              </m:r>
+            </m:den>
+          </m:f>
+          <m:r>
+            <w:rPr>
+              <w:rFonts w:ascii="Cambria Math" w:hAnsi="Cambria Math"/>
+              <w:lang w:val="en-US"/>
+            </w:rPr>
+            <m:t>=</m:t>
+          </m:r>
+          <m:f>
+            <m:fPr>
+              <m:ctrlPr>
+                <w:rPr>
+                  <w:rFonts w:ascii="Cambria Math" w:hAnsi="Cambria Math"/>
+                  <w:i/>
+                  <w:lang w:val="en-US"/>
+                </w:rPr>
+              </m:ctrlPr>
+            </m:fPr>
+            <m:num>
+              <m:r>
+                <w:rPr>
+                  <w:rFonts w:ascii="Cambria Math" w:hAnsi="Cambria Math"/>
+                  <w:lang w:val="en-US"/>
+                </w:rPr>
+                <m:t>Agl</m:t>
+              </m:r>
+            </m:num>
+            <m:den>
+              <m:r>
+                <w:rPr>
+                  <w:rFonts w:ascii="Cambria Math" w:hAnsi="Cambria Math"/>
+                  <w:lang w:val="en-US"/>
+                </w:rPr>
+                <m:t>2π</m:t>
+              </m:r>
+            </m:den>
+          </m:f>
+          <m:r>
+            <w:rPr>
+              <w:rFonts w:ascii="Cambria Math" w:hAnsi="Cambria Math"/>
+              <w:lang w:val="en-US"/>
+            </w:rPr>
+            <m:t>=</m:t>
+          </m:r>
+          <m:f>
+            <m:fPr>
+              <m:ctrlPr>
+                <w:rPr>
+                  <w:rFonts w:ascii="Cambria Math" w:hAnsi="Cambria Math"/>
+                  <w:i/>
+                  <w:lang w:val="en-US"/>
+                </w:rPr>
+              </m:ctrlPr>
+            </m:fPr>
+            <m:num>
+              <m:sSub>
+                <m:sSubPr>
+                  <m:ctrlPr>
+                    <w:rPr>
+                      <w:rFonts w:ascii="Cambria Math" w:hAnsi="Cambria Math"/>
+                      <w:i/>
+                      <w:lang w:val="en-US"/>
+                    </w:rPr>
+                  </m:ctrlPr>
+                </m:sSubPr>
+                <m:e>
+                  <m:r>
+                    <w:rPr>
+                      <w:rFonts w:ascii="Cambria Math" w:hAnsi="Cambria Math"/>
+                      <w:lang w:val="en-US"/>
+                    </w:rPr>
+                    <m:t>I</m:t>
+                  </m:r>
+                </m:e>
+                <m:sub>
+                  <m:r>
+                    <w:rPr>
+                      <w:rFonts w:ascii="Cambria Math" w:hAnsi="Cambria Math"/>
+                      <w:lang w:val="en-US"/>
+                    </w:rPr>
+                    <m:t>э</m:t>
+                  </m:r>
+                  <m:r>
+                    <w:rPr>
+                      <w:rFonts w:ascii="Cambria Math" w:hAnsi="Cambria Math"/>
+                    </w:rPr>
+                    <m:t>ксп</m:t>
+                  </m:r>
+                </m:sub>
+              </m:sSub>
+            </m:num>
+            <m:den>
+              <m:r>
+                <w:rPr>
+                  <w:rFonts w:ascii="Cambria Math" w:hAnsi="Cambria Math"/>
+                  <w:lang w:val="en-US"/>
+                </w:rPr>
+                <m:t>m</m:t>
+              </m:r>
+            </m:den>
+          </m:f>
+        </m:oMath>
+      </m:oMathPara>
+    </w:p>
+    <w:p>
+      <w:pPr>
+        <w:pStyle w:val="a3"/>
+        <w:ind w:firstLine="705"/>
+        <w:rPr>
+          <w:lang w:val="en-US"/>
+        </w:rPr>
+      </w:pPr>
+      <m:oMathPara>
+        <m:oMath>
+          <m:f>
+            <m:fPr>
+              <m:ctrlPr>
+                <w:rPr>
+                  <w:rFonts w:ascii="Cambria Math" w:hAnsi="Cambria Math"/>
+                  <w:i/>
+                  <w:lang w:val="en-US"/>
+                </w:rPr>
+              </m:ctrlPr>
+            </m:fPr>
+            <m:num>
+              <m:r>
+                <w:rPr>
+                  <w:rFonts w:ascii="Cambria Math" w:hAnsi="Cambria Math"/>
+                  <w:lang w:val="en-US"/>
+                </w:rPr>
+                <m:t>∂I</m:t>
+              </m:r>
+            </m:num>
+            <m:den>
+              <m:r>
+                <w:rPr>
+                  <w:rFonts w:ascii="Cambria Math" w:hAnsi="Cambria Math"/>
+                  <w:lang w:val="en-US"/>
+                </w:rPr>
+                <m:t>∂l</m:t>
+              </m:r>
+            </m:den>
+          </m:f>
+          <m:r>
+            <w:rPr>
+              <w:rFonts w:ascii="Cambria Math" w:hAnsi="Cambria Math"/>
+              <w:lang w:val="en-US"/>
+            </w:rPr>
+            <m:t>=</m:t>
+          </m:r>
+          <m:f>
+            <m:fPr>
+              <m:ctrlPr>
+                <w:rPr>
+                  <w:rFonts w:ascii="Cambria Math" w:hAnsi="Cambria Math"/>
+                  <w:i/>
+                  <w:lang w:val="en-US"/>
+                </w:rPr>
+              </m:ctrlPr>
+            </m:fPr>
+            <m:num>
+              <m:r>
+                <w:rPr>
+                  <w:rFonts w:ascii="Cambria Math" w:hAnsi="Cambria Math"/>
+                  <w:lang w:val="en-US"/>
+                </w:rPr>
+                <m:t>Agm</m:t>
+              </m:r>
+            </m:num>
+            <m:den>
+              <m:r>
+                <w:rPr>
+                  <w:rFonts w:ascii="Cambria Math" w:hAnsi="Cambria Math"/>
+                  <w:lang w:val="en-US"/>
+                </w:rPr>
+                <m:t>2π</m:t>
+              </m:r>
+            </m:den>
+          </m:f>
+          <m:r>
+            <w:rPr>
+              <w:rFonts w:ascii="Cambria Math" w:hAnsi="Cambria Math"/>
+              <w:lang w:val="en-US"/>
+            </w:rPr>
+            <m:t>=</m:t>
+          </m:r>
+          <m:f>
+            <m:fPr>
+              <m:ctrlPr>
+                <w:rPr>
+                  <w:rFonts w:ascii="Cambria Math" w:hAnsi="Cambria Math"/>
+                  <w:i/>
+                  <w:lang w:val="en-US"/>
+                </w:rPr>
+              </m:ctrlPr>
+            </m:fPr>
+            <m:num>
+              <m:sSub>
+                <m:sSubPr>
+                  <m:ctrlPr>
+                    <w:rPr>
+                      <w:rFonts w:ascii="Cambria Math" w:hAnsi="Cambria Math"/>
+                      <w:i/>
+                      <w:lang w:val="en-US"/>
+                    </w:rPr>
+                  </m:ctrlPr>
+                </m:sSubPr>
+                <m:e>
+                  <m:r>
+                    <w:rPr>
+                      <w:rFonts w:ascii="Cambria Math" w:hAnsi="Cambria Math"/>
+                      <w:lang w:val="en-US"/>
+                    </w:rPr>
+                    <m:t>I</m:t>
+                  </m:r>
+                </m:e>
+                <m:sub>
+                  <m:r>
+                    <w:rPr>
+                      <w:rFonts w:ascii="Cambria Math" w:hAnsi="Cambria Math"/>
+                      <w:lang w:val="en-US"/>
+                    </w:rPr>
+                    <m:t>э</m:t>
+                  </m:r>
+                  <m:r>
+                    <w:rPr>
+                      <w:rFonts w:ascii="Cambria Math" w:hAnsi="Cambria Math"/>
+                    </w:rPr>
+                    <m:t>ксп</m:t>
+                  </m:r>
+                </m:sub>
+              </m:sSub>
+            </m:num>
+            <m:den>
+              <m:r>
+                <w:rPr>
+                  <w:rFonts w:ascii="Cambria Math" w:hAnsi="Cambria Math"/>
+                  <w:lang w:val="en-US"/>
+                </w:rPr>
+                <m:t>l</m:t>
+              </m:r>
+            </m:den>
+          </m:f>
+        </m:oMath>
+      </m:oMathPara>
+    </w:p>
+    <w:p>
+      <w:pPr>
+        <w:pStyle w:val="a3"/>
+        <w:ind w:firstLine="705"/>
+        <w:rPr>
+          <w:iCs/>
+        </w:rPr>
+      </w:pPr>
+    </w:p>
+    <w:p>
+      <w:pPr>
+        <w:pStyle w:val="a3"/>
+        <w:ind w:firstLine="705"/>
+        <w:rPr>
+          <w:i/>
+          <w:lang w:val="en-US"/>
+        </w:rPr>
+      </w:pPr>
+      <m:oMathPara>
+        <m:oMath>
+          <m:r>
+            <m:rPr>
+              <m:sty m:val="p"/>
+            </m:rPr>
+            <w:rPr>
+              <w:rFonts w:ascii="Cambria Math" w:hAnsi="Cambria Math"/>
+            </w:rPr>
+            <m:t>∆</m:t>
+          </m:r>
+          <m:r>
+            <w:rPr>
+              <w:rFonts w:ascii="Cambria Math" w:hAnsi="Cambria Math"/>
+            </w:rPr>
+            <m:t>I=</m:t>
+          </m:r>
+          <m:rad>
+            <m:radPr>
+              <m:degHide m:val="1"/>
+              <m:ctrlPr>
+                <w:rPr>
+                  <w:rFonts w:ascii="Cambria Math" w:hAnsi="Cambria Math"/>
+                  <w:i/>
+                  <w:lang w:val="en-US"/>
+                </w:rPr>
+              </m:ctrlPr>
+            </m:radPr>
+            <m:deg/>
+            <m:e>
+              <m:sSup>
+                <m:sSupPr>
+                  <m:ctrlPr>
+                    <w:rPr>
+                      <w:rFonts w:ascii="Cambria Math" w:hAnsi="Cambria Math"/>
+                      <w:i/>
+                      <w:lang w:val="en-US"/>
+                    </w:rPr>
+                  </m:ctrlPr>
+                </m:sSupPr>
+                <m:e>
+                  <m:d>
+                    <m:dPr>
+                      <m:ctrlPr>
+                        <w:rPr>
+                          <w:rFonts w:ascii="Cambria Math" w:hAnsi="Cambria Math"/>
+                          <w:i/>
+                          <w:lang w:val="en-US"/>
+                        </w:rPr>
+                      </m:ctrlPr>
+                    </m:dPr>
+                    <m:e>
+                      <m:f>
+                        <m:fPr>
+                          <m:ctrlPr>
+                            <w:rPr>
+                              <w:rFonts w:ascii="Cambria Math" w:hAnsi="Cambria Math"/>
+                              <w:i/>
+                              <w:lang w:val="en-US"/>
+                            </w:rPr>
+                          </m:ctrlPr>
+                        </m:fPr>
+                        <m:num>
+                          <m:sSub>
+                            <m:sSubPr>
+                              <m:ctrlPr>
+                                <w:rPr>
+                                  <w:rFonts w:ascii="Cambria Math" w:hAnsi="Cambria Math"/>
+                                  <w:i/>
+                                </w:rPr>
+                              </m:ctrlPr>
+                            </m:sSubPr>
+                            <m:e>
+                              <m:r>
+                                <w:rPr>
+                                  <w:rFonts w:ascii="Cambria Math" w:hAnsi="Cambria Math"/>
+                                </w:rPr>
+                                <m:t>I</m:t>
+                              </m:r>
+                            </m:e>
+                            <m:sub>
+                              <m:r>
+                                <w:rPr>
+                                  <w:rFonts w:ascii="Cambria Math" w:hAnsi="Cambria Math"/>
+                                </w:rPr>
+                                <m:t>эксп</m:t>
+                              </m:r>
+                            </m:sub>
+                          </m:sSub>
+                          <m:r>
+                            <m:rPr>
+                              <m:sty m:val="p"/>
+                            </m:rPr>
+                            <w:rPr>
+                              <w:rFonts w:ascii="Cambria Math" w:hAnsi="Cambria Math"/>
+                            </w:rPr>
+                            <m:t>Δ</m:t>
+                          </m:r>
+                          <m:r>
+                            <w:rPr>
+                              <w:rFonts w:ascii="Cambria Math" w:hAnsi="Cambria Math"/>
+                              <w:lang w:val="en-US"/>
+                            </w:rPr>
+                            <m:t>A</m:t>
+                          </m:r>
+                        </m:num>
+                        <m:den>
+                          <m:r>
+                            <w:rPr>
+                              <w:rFonts w:ascii="Cambria Math" w:hAnsi="Cambria Math"/>
+                              <w:lang w:val="en-US"/>
+                            </w:rPr>
+                            <m:t>A</m:t>
+                          </m:r>
+                        </m:den>
+                      </m:f>
+                    </m:e>
+                  </m:d>
+                </m:e>
+                <m:sup>
+                  <m:r>
+                    <w:rPr>
+                      <w:rFonts w:ascii="Cambria Math" w:hAnsi="Cambria Math"/>
+                      <w:lang w:val="en-US"/>
+                    </w:rPr>
+                    <m:t>2</m:t>
+                  </m:r>
+                </m:sup>
+              </m:sSup>
+              <m:r>
+                <w:rPr>
+                  <w:rFonts w:ascii="Cambria Math" w:hAnsi="Cambria Math"/>
+                  <w:lang w:val="en-US"/>
+                </w:rPr>
+                <m:t>+</m:t>
+              </m:r>
+              <m:sSup>
+                <m:sSupPr>
+                  <m:ctrlPr>
+                    <w:rPr>
+                      <w:rFonts w:ascii="Cambria Math" w:hAnsi="Cambria Math"/>
+                      <w:i/>
+                      <w:lang w:val="en-US"/>
+                    </w:rPr>
+                  </m:ctrlPr>
+                </m:sSupPr>
+                <m:e>
+                  <m:d>
+                    <m:dPr>
+                      <m:ctrlPr>
+                        <w:rPr>
+                          <w:rFonts w:ascii="Cambria Math" w:hAnsi="Cambria Math"/>
+                          <w:i/>
+                          <w:lang w:val="en-US"/>
+                        </w:rPr>
+                      </m:ctrlPr>
+                    </m:dPr>
+                    <m:e>
+                      <m:f>
+                        <m:fPr>
+                          <m:ctrlPr>
+                            <w:rPr>
+                              <w:rFonts w:ascii="Cambria Math" w:hAnsi="Cambria Math"/>
+                              <w:i/>
+                              <w:lang w:val="en-US"/>
+                            </w:rPr>
+                          </m:ctrlPr>
+                        </m:fPr>
+                        <m:num>
+                          <m:sSub>
+                            <m:sSubPr>
+                              <m:ctrlPr>
+                                <w:rPr>
+                                  <w:rFonts w:ascii="Cambria Math" w:hAnsi="Cambria Math"/>
+                                  <w:i/>
+                                </w:rPr>
+                              </m:ctrlPr>
+                            </m:sSubPr>
+                            <m:e>
+                              <m:r>
+                                <w:rPr>
+                                  <w:rFonts w:ascii="Cambria Math" w:hAnsi="Cambria Math"/>
+                                </w:rPr>
+                                <m:t>I</m:t>
+                              </m:r>
+                            </m:e>
+                            <m:sub>
+                              <m:r>
+                                <w:rPr>
+                                  <w:rFonts w:ascii="Cambria Math" w:hAnsi="Cambria Math"/>
+                                </w:rPr>
+                                <m:t>эксп</m:t>
+                              </m:r>
+                            </m:sub>
+                          </m:sSub>
+                          <m:r>
+                            <m:rPr>
+                              <m:sty m:val="p"/>
+                            </m:rPr>
+                            <w:rPr>
+                              <w:rFonts w:ascii="Cambria Math" w:hAnsi="Cambria Math"/>
+                            </w:rPr>
+                            <m:t>Δ</m:t>
+                          </m:r>
+                          <m:r>
+                            <w:rPr>
+                              <w:rFonts w:ascii="Cambria Math"/>
+                            </w:rPr>
+                            <m:t>m</m:t>
+                          </m:r>
+                        </m:num>
+                        <m:den>
+                          <m:r>
+                            <w:rPr>
+                              <w:rFonts w:ascii="Cambria Math" w:hAnsi="Cambria Math"/>
+                              <w:lang w:val="en-US"/>
+                            </w:rPr>
+                            <m:t>m</m:t>
+                          </m:r>
+                        </m:den>
+                      </m:f>
+                    </m:e>
+                  </m:d>
+                </m:e>
+                <m:sup>
+                  <m:r>
+                    <w:rPr>
+                      <w:rFonts w:ascii="Cambria Math" w:hAnsi="Cambria Math"/>
+                      <w:lang w:val="en-US"/>
+                    </w:rPr>
+                    <m:t>2</m:t>
+                  </m:r>
+                </m:sup>
+              </m:sSup>
+              <m:r>
+                <w:rPr>
+                  <w:rFonts w:ascii="Cambria Math" w:hAnsi="Cambria Math"/>
+                  <w:lang w:val="en-US"/>
+                </w:rPr>
+                <m:t>+</m:t>
+              </m:r>
+              <m:d>
+                <m:dPr>
+                  <m:ctrlPr>
+                    <w:rPr>
+                      <w:rFonts w:ascii="Cambria Math" w:hAnsi="Cambria Math"/>
+                      <w:i/>
+                      <w:lang w:val="en-US"/>
+                    </w:rPr>
+                  </m:ctrlPr>
+                </m:dPr>
+                <m:e>
+                  <m:f>
+                    <m:fPr>
+                      <m:ctrlPr>
+                        <w:rPr>
+                          <w:rFonts w:ascii="Cambria Math" w:hAnsi="Cambria Math"/>
+                          <w:i/>
+                          <w:lang w:val="en-US"/>
+                        </w:rPr>
+                      </m:ctrlPr>
+                    </m:fPr>
+                    <m:num>
+                      <m:sSub>
+                        <m:sSubPr>
+                          <m:ctrlPr>
+                            <w:rPr>
+                              <w:rFonts w:ascii="Cambria Math" w:hAnsi="Cambria Math"/>
+                              <w:i/>
+                            </w:rPr>
+                          </m:ctrlPr>
+                        </m:sSubPr>
+                        <m:e>
+                          <m:r>
+                            <w:rPr>
+                              <w:rFonts w:ascii="Cambria Math" w:hAnsi="Cambria Math"/>
+                            </w:rPr>
+                            <m:t>I</m:t>
+                          </m:r>
+                        </m:e>
+                        <m:sub>
+                          <m:r>
+                            <w:rPr>
+                              <w:rFonts w:ascii="Cambria Math" w:hAnsi="Cambria Math"/>
+                            </w:rPr>
+                            <m:t>эксп</m:t>
+                          </m:r>
+                        </m:sub>
+                      </m:sSub>
+                      <m:r>
+                        <m:rPr>
+                          <m:sty m:val="p"/>
+                        </m:rPr>
+                        <w:rPr>
+                          <w:rFonts w:ascii="Cambria Math" w:hAnsi="Cambria Math"/>
+                        </w:rPr>
+                        <m:t>∆l</m:t>
+                      </m:r>
+                    </m:num>
+                    <m:den>
+                      <m:r>
+                        <w:rPr>
+                          <w:rFonts w:ascii="Cambria Math" w:hAnsi="Cambria Math"/>
+                          <w:lang w:val="en-US"/>
+                        </w:rPr>
+                        <m:t>l</m:t>
+                      </m:r>
+                    </m:den>
+                  </m:f>
+                </m:e>
+              </m:d>
+            </m:e>
+          </m:rad>
+          <m:r>
+            <w:rPr>
+              <w:rFonts w:ascii="Cambria Math" w:hAnsi="Cambria Math"/>
+              <w:lang w:val="en-US"/>
+            </w:rPr>
+            <m:t>=</m:t>
+          </m:r>
+          <m:r>
+            <w:rPr>
+              <w:rFonts w:ascii="Cambria Math" w:hAnsi="Cambria Math"/>
+            </w:rPr>
+            <m:t xml:space="preserve"> 0.000908.</m:t>
+          </m:r>
+        </m:oMath>
+      </m:oMathPara>
     </w:p>
     <w:p>
       <w:pPr>
@@ -13870,27 +14719,6 @@
       <w:pPr>
         <w:pStyle w:val="a3"/>
         <w:ind w:firstLine="705"/>
-        <w:jc w:val="center"/>
-        <w:rPr>
-          <w:iCs/>
-          <w:lang w:val="en-US"/>
-        </w:rPr>
-      </w:pPr>
-    </w:p>
-    <w:p>
-      <w:pPr>
-        <w:pStyle w:val="a3"/>
-        <w:ind w:firstLine="705"/>
-        <w:jc w:val="center"/>
-        <w:rPr>
-          <w:iCs/>
-        </w:rPr>
-      </w:pPr>
-    </w:p>
-    <w:p>
-      <w:pPr>
-        <w:pStyle w:val="a3"/>
-        <w:ind w:firstLine="705"/>
         <w:rPr>
           <w:iCs/>
           <w:lang w:val="en-US"/>
@@ -14028,6 +14856,7 @@
           <w:rFonts w:ascii="Cambria"/>
           <w:b/>
           <w:sz w:val="20"/>
+          <w:lang w:val="en-US"/>
         </w:rPr>
       </w:pPr>
     </w:p>
@@ -14035,32 +14864,22 @@
       <w:pPr>
         <w:pStyle w:val="a3"/>
         <w:spacing w:before="18"/>
+        <w:jc w:val="center"/>
         <w:rPr>
           <w:rFonts w:ascii="Cambria"/>
           <w:b/>
           <w:sz w:val="20"/>
         </w:rPr>
       </w:pPr>
-    </w:p>
-    <w:p>
-      <w:pPr>
-        <w:pStyle w:val="a3"/>
-        <w:spacing w:before="18"/>
-        <w:rPr>
-          <w:rFonts w:ascii="Cambria"/>
-          <w:b/>
-          <w:sz w:val="20"/>
-        </w:rPr>
-      </w:pPr>
       <w:r>
         <w:rPr>
           <w:noProof/>
         </w:rPr>
         <w:drawing>
-          <wp:inline distT="0" distB="0" distL="0" distR="0" wp14:anchorId="7E56F01B" wp14:editId="49AC97E0">
-            <wp:extent cx="6663690" cy="3397250"/>
-            <wp:effectExtent l="0" t="0" r="3810" b="12700"/>
-            <wp:docPr id="168009603" name="Диаграмма 1">
+          <wp:inline distT="0" distB="0" distL="0" distR="0" wp14:anchorId="1FE28B6C" wp14:editId="36120CC0">
+            <wp:extent cx="6242233" cy="3069546"/>
+            <wp:effectExtent l="0" t="0" r="6350" b="17145"/>
+            <wp:docPr id="366006937" name="Диаграмма 1">
               <a:extLst xmlns:a="http://schemas.openxmlformats.org/drawingml/2006/main">
                 <a:ext uri="{FF2B5EF4-FFF2-40B4-BE49-F238E27FC236}">
                   <a16:creationId xmlns:a16="http://schemas.microsoft.com/office/drawing/2014/main" id="{81921945-2793-7C7A-B969-AB8F655359FA}"/>
@@ -14076,25 +14895,6 @@
           </wp:inline>
         </w:drawing>
       </w:r>
-    </w:p>
-    <w:p>
-      <w:pPr>
-        <w:pStyle w:val="a3"/>
-        <w:spacing w:before="18"/>
-        <w:rPr>
-          <w:rFonts w:ascii="Cambria"/>
-          <w:b/>
-          <w:sz w:val="20"/>
-        </w:rPr>
-      </w:pPr>
-    </w:p>
-    <w:p>
-      <w:pPr>
-        <w:pStyle w:val="a3"/>
-        <w:spacing w:before="242"/>
-        <w:ind w:right="282"/>
-        <w:jc w:val="center"/>
-      </w:pPr>
       <w:r>
         <w:t>Рисунок</w:t>
       </w:r>
@@ -14125,36 +14925,6 @@
       <w:r>
         <w:t>Зависимость периода прецессии от частоты вращения</w:t>
       </w:r>
-    </w:p>
-    <w:p>
-      <w:pPr>
-        <w:pStyle w:val="a3"/>
-        <w:spacing w:before="242"/>
-        <w:ind w:right="282"/>
-        <w:jc w:val="center"/>
-      </w:pPr>
-    </w:p>
-    <w:p>
-      <w:pPr>
-        <w:pStyle w:val="a3"/>
-        <w:spacing w:before="242"/>
-        <w:ind w:right="282"/>
-        <w:jc w:val="center"/>
-      </w:pPr>
-    </w:p>
-    <w:p>
-      <w:pPr>
-        <w:pStyle w:val="a3"/>
-        <w:spacing w:before="242"/>
-        <w:ind w:right="282"/>
-        <w:jc w:val="center"/>
-      </w:pPr>
-    </w:p>
-    <w:p>
-      <w:pPr>
-        <w:pStyle w:val="a3"/>
-        <w:spacing w:before="76"/>
-      </w:pPr>
     </w:p>
     <w:p>
       <w:pPr>
@@ -14170,6 +14940,7 @@
         <w:jc w:val="left"/>
       </w:pPr>
       <w:r>
+        <w:lastRenderedPageBreak/>
         <w:t>Окончательные</w:t>
       </w:r>
       <w:r>
@@ -14757,38 +15528,6 @@
               </m:r>
             </m:sup>
           </m:sSup>
-          <m:r>
-            <w:rPr>
-              <w:rFonts w:ascii="Cambria Math" w:hAnsi="Cambria Math"/>
-            </w:rPr>
-            <m:t>= кг∙</m:t>
-          </m:r>
-          <m:sSup>
-            <m:sSupPr>
-              <m:ctrlPr>
-                <w:rPr>
-                  <w:rFonts w:ascii="Cambria Math" w:hAnsi="Cambria Math"/>
-                  <w:i/>
-                </w:rPr>
-              </m:ctrlPr>
-            </m:sSupPr>
-            <m:e>
-              <m:r>
-                <w:rPr>
-                  <w:rFonts w:ascii="Cambria Math" w:hAnsi="Cambria Math"/>
-                </w:rPr>
-                <m:t>м</m:t>
-              </m:r>
-            </m:e>
-            <m:sup>
-              <m:r>
-                <w:rPr>
-                  <w:rFonts w:ascii="Cambria Math" w:hAnsi="Cambria Math"/>
-                </w:rPr>
-                <m:t>2</m:t>
-              </m:r>
-            </m:sup>
-          </m:sSup>
         </m:oMath>
       </m:oMathPara>
     </w:p>
@@ -15164,6 +15903,7 @@
         <w:rPr>
           <w:i/>
           <w:spacing w:val="-2"/>
+          <w:lang w:val="en-US"/>
         </w:rPr>
       </w:pPr>
       <w:r>
@@ -15173,17 +15913,6 @@
         </w:rPr>
         <w:t>Груз 3</w:t>
       </w:r>
-    </w:p>
-    <w:p>
-      <w:pPr>
-        <w:pStyle w:val="a3"/>
-        <w:spacing w:before="161" w:line="362" w:lineRule="auto"/>
-        <w:ind w:left="715" w:right="275"/>
-        <w:rPr>
-          <w:i/>
-          <w:spacing w:val="-2"/>
-        </w:rPr>
-      </w:pPr>
     </w:p>
     <w:p>
       <w:pPr>
@@ -15239,38 +15968,6 @@
               <w:rFonts w:ascii="Cambria Math" w:hAnsi="Cambria Math"/>
             </w:rPr>
             <m:t>кг∙</m:t>
-          </m:r>
-          <m:sSup>
-            <m:sSupPr>
-              <m:ctrlPr>
-                <w:rPr>
-                  <w:rFonts w:ascii="Cambria Math" w:hAnsi="Cambria Math"/>
-                  <w:i/>
-                </w:rPr>
-              </m:ctrlPr>
-            </m:sSupPr>
-            <m:e>
-              <m:r>
-                <w:rPr>
-                  <w:rFonts w:ascii="Cambria Math" w:hAnsi="Cambria Math"/>
-                </w:rPr>
-                <m:t>м</m:t>
-              </m:r>
-            </m:e>
-            <m:sup>
-              <m:r>
-                <w:rPr>
-                  <w:rFonts w:ascii="Cambria Math" w:hAnsi="Cambria Math"/>
-                </w:rPr>
-                <m:t>2</m:t>
-              </m:r>
-            </m:sup>
-          </m:sSup>
-          <m:r>
-            <w:rPr>
-              <w:rFonts w:ascii="Cambria Math" w:hAnsi="Cambria Math"/>
-            </w:rPr>
-            <m:t>=0.013523кг∙</m:t>
           </m:r>
           <m:sSup>
             <m:sSupPr>
@@ -15783,23 +16480,13 @@
         </w:rPr>
         <w:t>*</w:t>
       </w:r>
-      <w:proofErr w:type="gramStart"/>
       <w:r>
         <w:rPr>
           <w:sz w:val="28"/>
           <w:szCs w:val="28"/>
           <w:lang w:eastAsia="ru-RU"/>
         </w:rPr>
-        <w:t>м}^</w:t>
-      </w:r>
-      <w:proofErr w:type="gramEnd"/>
-      <w:r>
-        <w:rPr>
-          <w:sz w:val="28"/>
-          <w:szCs w:val="28"/>
-          <w:lang w:eastAsia="ru-RU"/>
-        </w:rPr>
-        <w:t>2. Небольшое расхождение в результатах (в пределах 15%) объясняется трением в осях установки и моей личной погрешностью при работе с секундомером. В целом, эксперимент подтвердил основные законы динамики вращательного движения.</w:t>
+        <w:t>м^2. Небольшое расхождение в результатах (в пределах 15%) объясняется трением в осях установки и моей личной погрешностью при работе с секундомером. В целом, эксперимент подтвердил основные законы динамики вращательного движения.</w:t>
       </w:r>
     </w:p>
     <w:p>
@@ -18859,6 +19546,7 @@
   <w:style w:type="character" w:default="1" w:styleId="a0">
     <w:name w:val="Default Paragraph Font"/>
     <w:uiPriority w:val="1"/>
+    <w:semiHidden/>
     <w:unhideWhenUsed/>
   </w:style>
   <w:style w:type="table" w:default="1" w:styleId="a1">
@@ -19230,7 +19918,7 @@
           </c:marker>
           <c:trendline>
             <c:spPr>
-              <a:ln w="19050" cap="rnd" cmpd="sng">
+              <a:ln w="19050" cap="rnd">
                 <a:solidFill>
                   <a:schemeClr val="accent1"/>
                 </a:solidFill>
@@ -19239,8 +19927,40 @@
               <a:effectLst/>
             </c:spPr>
             <c:trendlineType val="linear"/>
+            <c:backward val="16.8"/>
+            <c:intercept val="0"/>
             <c:dispRSqr val="0"/>
-            <c:dispEq val="0"/>
+            <c:dispEq val="1"/>
+            <c:trendlineLbl>
+              <c:numFmt formatCode="General" sourceLinked="0"/>
+              <c:spPr>
+                <a:noFill/>
+                <a:ln>
+                  <a:noFill/>
+                </a:ln>
+                <a:effectLst/>
+              </c:spPr>
+              <c:txPr>
+                <a:bodyPr rot="0" spcFirstLastPara="1" vertOverflow="ellipsis" vert="horz" wrap="square" anchor="ctr" anchorCtr="1"/>
+                <a:lstStyle/>
+                <a:p>
+                  <a:pPr>
+                    <a:defRPr sz="900" b="0" i="0" u="none" strike="noStrike" kern="1200" baseline="0">
+                      <a:solidFill>
+                        <a:schemeClr val="tx1">
+                          <a:lumMod val="65000"/>
+                          <a:lumOff val="35000"/>
+                        </a:schemeClr>
+                      </a:solidFill>
+                      <a:latin typeface="+mn-lt"/>
+                      <a:ea typeface="+mn-ea"/>
+                      <a:cs typeface="+mn-cs"/>
+                    </a:defRPr>
+                  </a:pPr>
+                  <a:endParaRPr lang="ru-RU"/>
+                </a:p>
+              </c:txPr>
+            </c:trendlineLbl>
           </c:trendline>
           <c:xVal>
             <c:numRef>
@@ -19293,7 +20013,7 @@
           <c:smooth val="0"/>
           <c:extLst>
             <c:ext xmlns:c16="http://schemas.microsoft.com/office/drawing/2014/chart" uri="{C3380CC4-5D6E-409C-BE32-E72D297353CC}">
-              <c16:uniqueId val="{00000001-4075-452D-98DB-66F5224E0CB5}"/>
+              <c16:uniqueId val="{00000001-71EF-47FE-BD0F-7DB0B2681E79}"/>
             </c:ext>
           </c:extLst>
         </c:ser>
@@ -19336,22 +20056,40 @@
               <a:effectLst/>
             </c:spPr>
             <c:trendlineType val="linear"/>
+            <c:backward val="22.88"/>
+            <c:intercept val="0"/>
             <c:dispRSqr val="0"/>
-            <c:dispEq val="0"/>
-          </c:trendline>
-          <c:trendline>
-            <c:spPr>
-              <a:ln w="19050" cap="rnd">
-                <a:solidFill>
-                  <a:schemeClr val="accent2"/>
-                </a:solidFill>
-                <a:prstDash val="sysDot"/>
-              </a:ln>
-              <a:effectLst/>
-            </c:spPr>
-            <c:trendlineType val="linear"/>
-            <c:dispRSqr val="0"/>
-            <c:dispEq val="0"/>
+            <c:dispEq val="1"/>
+            <c:trendlineLbl>
+              <c:numFmt formatCode="General" sourceLinked="0"/>
+              <c:spPr>
+                <a:noFill/>
+                <a:ln>
+                  <a:noFill/>
+                </a:ln>
+                <a:effectLst/>
+              </c:spPr>
+              <c:txPr>
+                <a:bodyPr rot="0" spcFirstLastPara="1" vertOverflow="ellipsis" vert="horz" wrap="square" anchor="ctr" anchorCtr="1"/>
+                <a:lstStyle/>
+                <a:p>
+                  <a:pPr>
+                    <a:defRPr sz="900" b="0" i="0" u="none" strike="noStrike" kern="1200" baseline="0">
+                      <a:solidFill>
+                        <a:schemeClr val="tx1">
+                          <a:lumMod val="65000"/>
+                          <a:lumOff val="35000"/>
+                        </a:schemeClr>
+                      </a:solidFill>
+                      <a:latin typeface="+mn-lt"/>
+                      <a:ea typeface="+mn-ea"/>
+                      <a:cs typeface="+mn-cs"/>
+                    </a:defRPr>
+                  </a:pPr>
+                  <a:endParaRPr lang="ru-RU"/>
+                </a:p>
+              </c:txPr>
+            </c:trendlineLbl>
           </c:trendline>
           <c:xVal>
             <c:numRef>
@@ -19404,7 +20142,7 @@
           <c:smooth val="0"/>
           <c:extLst>
             <c:ext xmlns:c16="http://schemas.microsoft.com/office/drawing/2014/chart" uri="{C3380CC4-5D6E-409C-BE32-E72D297353CC}">
-              <c16:uniqueId val="{00000004-4075-452D-98DB-66F5224E0CB5}"/>
+              <c16:uniqueId val="{00000003-71EF-47FE-BD0F-7DB0B2681E79}"/>
             </c:ext>
           </c:extLst>
         </c:ser>
@@ -19447,8 +20185,40 @@
               <a:effectLst/>
             </c:spPr>
             <c:trendlineType val="linear"/>
+            <c:backward val="25.19"/>
+            <c:intercept val="0"/>
             <c:dispRSqr val="0"/>
-            <c:dispEq val="0"/>
+            <c:dispEq val="1"/>
+            <c:trendlineLbl>
+              <c:numFmt formatCode="General" sourceLinked="0"/>
+              <c:spPr>
+                <a:noFill/>
+                <a:ln>
+                  <a:noFill/>
+                </a:ln>
+                <a:effectLst/>
+              </c:spPr>
+              <c:txPr>
+                <a:bodyPr rot="0" spcFirstLastPara="1" vertOverflow="ellipsis" vert="horz" wrap="square" anchor="ctr" anchorCtr="1"/>
+                <a:lstStyle/>
+                <a:p>
+                  <a:pPr>
+                    <a:defRPr sz="900" b="0" i="0" u="none" strike="noStrike" kern="1200" baseline="0">
+                      <a:solidFill>
+                        <a:schemeClr val="tx1">
+                          <a:lumMod val="65000"/>
+                          <a:lumOff val="35000"/>
+                        </a:schemeClr>
+                      </a:solidFill>
+                      <a:latin typeface="+mn-lt"/>
+                      <a:ea typeface="+mn-ea"/>
+                      <a:cs typeface="+mn-cs"/>
+                    </a:defRPr>
+                  </a:pPr>
+                  <a:endParaRPr lang="ru-RU"/>
+                </a:p>
+              </c:txPr>
+            </c:trendlineLbl>
           </c:trendline>
           <c:xVal>
             <c:numRef>
@@ -19501,7 +20271,7 @@
           <c:smooth val="0"/>
           <c:extLst>
             <c:ext xmlns:c16="http://schemas.microsoft.com/office/drawing/2014/chart" uri="{C3380CC4-5D6E-409C-BE32-E72D297353CC}">
-              <c16:uniqueId val="{00000006-4075-452D-98DB-66F5224E0CB5}"/>
+              <c16:uniqueId val="{00000005-71EF-47FE-BD0F-7DB0B2681E79}"/>
             </c:ext>
           </c:extLst>
         </c:ser>
@@ -19562,7 +20332,15 @@
                 </a:r>
                 <a:r>
                   <a:rPr lang="ru-RU" sz="1000" b="0" i="0" u="none" strike="noStrike" baseline="0"/>
-                  <a:t>ср (об/мин)</a:t>
+                  <a:t>ср (</a:t>
+                </a:r>
+                <a:r>
+                  <a:rPr lang="en-US" sz="1000" b="0" i="0" u="none" strike="noStrike" baseline="0"/>
+                  <a:t>c^-1</a:t>
+                </a:r>
+                <a:r>
+                  <a:rPr lang="ru-RU" sz="1000" b="0" i="0" u="none" strike="noStrike" baseline="0"/>
+                  <a:t>)</a:t>
                 </a:r>
                 <a:endParaRPr lang="ru-RU"/>
               </a:p>
@@ -19782,18 +20560,14 @@
         <c:idx val="5"/>
         <c:delete val="1"/>
       </c:legendEntry>
-      <c:legendEntry>
-        <c:idx val="6"/>
-        <c:delete val="1"/>
-      </c:legendEntry>
       <c:layout>
         <c:manualLayout>
           <c:xMode val="edge"/>
           <c:yMode val="edge"/>
-          <c:x val="0.9022669721297063"/>
-          <c:y val="0.38483480931789998"/>
-          <c:w val="9.103658497455544E-2"/>
-          <c:h val="0.20823605682383231"/>
+          <c:x val="0.92548485840247963"/>
+          <c:y val="0.35745690062123531"/>
+          <c:w val="7.041821483805967E-2"/>
+          <c:h val="0.1618716365490285"/>
         </c:manualLayout>
       </c:layout>
       <c:overlay val="0"/>
